--- a/mps-nivel-c/oficial/04_registros/AASP_Automacao-Governanca/RASTR-AASPGOV01-001_Matriz-de-Rastreabilidade.docx
+++ b/mps-nivel-c/oficial/04_registros/AASP_Automacao-Governanca/RASTR-AASPGOV01-001_Matriz-de-Rastreabilidade.docx
@@ -6598,7 +6598,7 @@
                 <w:i w:val="0"/>
                 <w:sz w:val="20"/>
               </w:rPr>
-              <w:t>15/06/2026</w:t>
+              <w:t>16/06/2026</w:t>
             </w:r>
           </w:p>
         </w:tc>
@@ -6648,7 +6648,7 @@
                 <w:i w:val="0"/>
                 <w:sz w:val="20"/>
               </w:rPr>
-              <w:t>Correção de consistência: critério de RNF-05 referenciado à auditoria de configuração (GCO §6) em vez da Decisão D02 (autenticação); padronização do nome.</w:t>
+              <w:t>Reconciliação: nome padronizado (AASP_Automacao-Governanca); sobrenomes (Henry Komatsu, Felipe Siqueira, Jonathan Alves); critério do RNF-05 → auditoria de configuração (GCO §6).</w:t>
             </w:r>
           </w:p>
         </w:tc>
